--- a/testakten/sachverstaendigengutachten-ki-vorwurf-lg-regensburg-sieglinger/13_anlagenverzeichnis.docx
+++ b/testakten/sachverstaendigengutachten-ki-vorwurf-lg-regensburg-sieglinger/13_anlagenverzeichnis.docx
@@ -4,305 +4,1709 @@
   <w:body>
     <w:p>
       <w:pPr>
-        <w:pStyle w:val="Heading1"/>
+        <w:jc w:val="center"/>
       </w:pPr>
       <w:r>
         <w:rPr>
-          <w:rFonts w:ascii="Times New Roman" w:hAnsi="Times New Roman"/>
+          <w:rFonts w:ascii="Arial" w:hAnsi="Arial"/>
+          <w:b/>
+          <w:color w:val="23364D"/>
+          <w:sz w:val="26"/>
         </w:rPr>
-        <w:t>Anlagenverzeichnis</w:t>
+        <w:t>KNOBLAUCH | SPERLING | KROHNSTETTER</w:t>
       </w:r>
     </w:p>
     <w:p>
       <w:pPr>
-        <w:jc w:val="left"/>
+        <w:jc w:val="center"/>
       </w:pPr>
       <w:r>
-        <w:t>Stand: 25.11.2025</w:t>
+        <w:rPr>
+          <w:sz w:val="17"/>
+        </w:rPr>
+        <w:t>Rechtsanwälte PartG mbB | Theresienstraße 19 | 93047 Regensburg</w:t>
       </w:r>
     </w:p>
     <w:p>
       <w:pPr>
-        <w:jc w:val="left"/>
+        <w:jc w:val="center"/>
       </w:pPr>
       <w:r>
-        <w:t>Aktenfuehrend: RAin Knoblauch</w:t>
+        <w:rPr>
+          <w:sz w:val="17"/>
+        </w:rPr>
+        <w:t>Telefon 0941 560821-0 | Telefax 0941 560821-19 | kanzlei@ksk-regensburg.de</w:t>
+      </w:r>
+    </w:p>
+    <w:tbl>
+      <w:tblPr>
+        <w:tblW w:type="auto" w:w="0"/>
+        <w:jc w:val="right"/>
+        <w:tblLayout w:type="fixed"/>
+        <w:tblLook w:firstColumn="1" w:firstRow="1" w:lastColumn="0" w:lastRow="0" w:noHBand="0" w:noVBand="1" w:val="04A0"/>
+      </w:tblPr>
+      <w:tblGrid>
+        <w:gridCol w:w="4719"/>
+        <w:gridCol w:w="4719"/>
+      </w:tblGrid>
+      <w:tr>
+        <w:tc>
+          <w:tcPr>
+            <w:tcW w:type="dxa" w:w="5556"/>
+            <w:tcMar>
+              <w:top w:w="45" w:type="dxa"/>
+              <w:start w:w="70" w:type="dxa"/>
+              <w:bottom w:w="45" w:type="dxa"/>
+              <w:end w:w="70" w:type="dxa"/>
+            </w:tcMar>
+          </w:tcPr>
+          <w:p>
+            <w:r>
+              <w:rPr>
+                <w:b/>
+                <w:sz w:val="17"/>
+              </w:rPr>
+              <w:t>Unser Zeichen</w:t>
+            </w:r>
+          </w:p>
+        </w:tc>
+        <w:tc>
+          <w:tcPr>
+            <w:tcW w:type="dxa" w:w="3402"/>
+            <w:tcMar>
+              <w:top w:w="45" w:type="dxa"/>
+              <w:start w:w="70" w:type="dxa"/>
+              <w:bottom w:w="45" w:type="dxa"/>
+              <w:end w:w="70" w:type="dxa"/>
+            </w:tcMar>
+          </w:tcPr>
+          <w:p>
+            <w:r>
+              <w:rPr>
+                <w:sz w:val="17"/>
+              </w:rPr>
+              <w:t>SKS/246-24 HSi</w:t>
+            </w:r>
+          </w:p>
+        </w:tc>
+      </w:tr>
+      <w:tr>
+        <w:tc>
+          <w:tcPr>
+            <w:tcW w:type="dxa" w:w="5556"/>
+            <w:tcMar>
+              <w:top w:w="45" w:type="dxa"/>
+              <w:start w:w="70" w:type="dxa"/>
+              <w:bottom w:w="45" w:type="dxa"/>
+              <w:end w:w="70" w:type="dxa"/>
+            </w:tcMar>
+          </w:tcPr>
+          <w:p>
+            <w:r>
+              <w:rPr>
+                <w:b/>
+                <w:sz w:val="17"/>
+              </w:rPr>
+              <w:t>Datum</w:t>
+            </w:r>
+          </w:p>
+        </w:tc>
+        <w:tc>
+          <w:tcPr>
+            <w:tcW w:type="dxa" w:w="3402"/>
+            <w:tcMar>
+              <w:top w:w="45" w:type="dxa"/>
+              <w:start w:w="70" w:type="dxa"/>
+              <w:bottom w:w="45" w:type="dxa"/>
+              <w:end w:w="70" w:type="dxa"/>
+            </w:tcMar>
+          </w:tcPr>
+          <w:p>
+            <w:r>
+              <w:rPr>
+                <w:sz w:val="17"/>
+              </w:rPr>
+              <w:t>27. Januar 2026</w:t>
+            </w:r>
+          </w:p>
+        </w:tc>
+      </w:tr>
+    </w:tbl>
+    <w:p/>
+    <w:p>
+      <w:pPr>
+        <w:pStyle w:val="Heading1"/>
+      </w:pPr>
+      <w:r>
+        <w:t>Anlagenverzeichnis der Klägerakte</w:t>
       </w:r>
     </w:p>
     <w:p>
+      <w:r>
+        <w:t>Mandant: Hartmut Sieglinger | Gegner: Burgwald Energietechnik GmbH | Gericht: Landgericht Regensburg, 4 O 1287/24</w:t>
+      </w:r>
+    </w:p>
+    <w:tbl>
+      <w:tblPr>
+        <w:tblStyle w:val="TableGrid"/>
+        <w:tblW w:type="auto" w:w="0"/>
+        <w:jc w:val="center"/>
+        <w:tblLayout w:type="fixed"/>
+        <w:tblLook w:firstColumn="1" w:firstRow="1" w:lastColumn="0" w:lastRow="0" w:noHBand="0" w:noVBand="1" w:val="04A0"/>
+      </w:tblPr>
+      <w:tblGrid>
+        <w:gridCol w:w="2360"/>
+        <w:gridCol w:w="2360"/>
+        <w:gridCol w:w="2360"/>
+        <w:gridCol w:w="2360"/>
+      </w:tblGrid>
+      <w:tr>
+        <w:trPr>
+          <w:tblHeader w:val="true"/>
+          <w:cantSplit/>
+        </w:trPr>
+        <w:tc>
+          <w:tcPr>
+            <w:tcW w:type="dxa" w:w="1134"/>
+            <w:shd w:fill="D9E4EA"/>
+            <w:vAlign w:val="center"/>
+            <w:tcMar>
+              <w:top w:w="90" w:type="dxa"/>
+              <w:start w:w="110" w:type="dxa"/>
+              <w:bottom w:w="90" w:type="dxa"/>
+              <w:end w:w="110" w:type="dxa"/>
+            </w:tcMar>
+          </w:tcPr>
+          <w:p>
+            <w:r>
+              <w:rPr>
+                <w:b/>
+                <w:sz w:val="17"/>
+              </w:rPr>
+              <w:t>Anlage</w:t>
+            </w:r>
+          </w:p>
+        </w:tc>
+        <w:tc>
+          <w:tcPr>
+            <w:tcW w:type="dxa" w:w="3628"/>
+            <w:shd w:fill="D9E4EA"/>
+            <w:vAlign w:val="center"/>
+            <w:tcMar>
+              <w:top w:w="90" w:type="dxa"/>
+              <w:start w:w="110" w:type="dxa"/>
+              <w:bottom w:w="90" w:type="dxa"/>
+              <w:end w:w="110" w:type="dxa"/>
+            </w:tcMar>
+          </w:tcPr>
+          <w:p>
+            <w:r>
+              <w:rPr>
+                <w:b/>
+                <w:sz w:val="17"/>
+              </w:rPr>
+              <w:t>Dokument</w:t>
+            </w:r>
+          </w:p>
+        </w:tc>
+        <w:tc>
+          <w:tcPr>
+            <w:tcW w:type="dxa" w:w="1701"/>
+            <w:shd w:fill="D9E4EA"/>
+            <w:vAlign w:val="center"/>
+            <w:tcMar>
+              <w:top w:w="90" w:type="dxa"/>
+              <w:start w:w="110" w:type="dxa"/>
+              <w:bottom w:w="90" w:type="dxa"/>
+              <w:end w:w="110" w:type="dxa"/>
+            </w:tcMar>
+          </w:tcPr>
+          <w:p>
+            <w:r>
+              <w:rPr>
+                <w:b/>
+                <w:sz w:val="17"/>
+              </w:rPr>
+              <w:t>Datum</w:t>
+            </w:r>
+          </w:p>
+        </w:tc>
+        <w:tc>
+          <w:tcPr>
+            <w:tcW w:type="dxa" w:w="2551"/>
+            <w:shd w:fill="D9E4EA"/>
+            <w:vAlign w:val="center"/>
+            <w:tcMar>
+              <w:top w:w="90" w:type="dxa"/>
+              <w:start w:w="110" w:type="dxa"/>
+              <w:bottom w:w="90" w:type="dxa"/>
+              <w:end w:w="110" w:type="dxa"/>
+            </w:tcMar>
+          </w:tcPr>
+          <w:p>
+            <w:r>
+              <w:rPr>
+                <w:b/>
+                <w:sz w:val="17"/>
+              </w:rPr>
+              <w:t>Fundstelle/Status</w:t>
+            </w:r>
+          </w:p>
+        </w:tc>
+      </w:tr>
+      <w:tr>
+        <w:trPr>
+          <w:cantSplit/>
+        </w:trPr>
+        <w:tc>
+          <w:tcPr>
+            <w:tcW w:type="dxa" w:w="1134"/>
+            <w:vAlign w:val="center"/>
+            <w:tcMar>
+              <w:top w:w="90" w:type="dxa"/>
+              <w:start w:w="110" w:type="dxa"/>
+              <w:bottom w:w="90" w:type="dxa"/>
+              <w:end w:w="110" w:type="dxa"/>
+            </w:tcMar>
+          </w:tcPr>
+          <w:p>
+            <w:r>
+              <w:rPr>
+                <w:sz w:val="17"/>
+              </w:rPr>
+              <w:t>K 1</w:t>
+            </w:r>
+          </w:p>
+        </w:tc>
+        <w:tc>
+          <w:tcPr>
+            <w:tcW w:type="dxa" w:w="3628"/>
+            <w:vAlign w:val="center"/>
+            <w:tcMar>
+              <w:top w:w="90" w:type="dxa"/>
+              <w:start w:w="110" w:type="dxa"/>
+              <w:bottom w:w="90" w:type="dxa"/>
+              <w:end w:w="110" w:type="dxa"/>
+            </w:tcMar>
+          </w:tcPr>
+          <w:p>
+            <w:r>
+              <w:rPr>
+                <w:sz w:val="17"/>
+              </w:rPr>
+              <w:t>Werkvertrag und Leistungsbeschreibung</w:t>
+            </w:r>
+          </w:p>
+        </w:tc>
+        <w:tc>
+          <w:tcPr>
+            <w:tcW w:type="dxa" w:w="1701"/>
+            <w:vAlign w:val="center"/>
+            <w:tcMar>
+              <w:top w:w="90" w:type="dxa"/>
+              <w:start w:w="110" w:type="dxa"/>
+              <w:bottom w:w="90" w:type="dxa"/>
+              <w:end w:w="110" w:type="dxa"/>
+            </w:tcMar>
+          </w:tcPr>
+          <w:p>
+            <w:r>
+              <w:rPr>
+                <w:sz w:val="17"/>
+              </w:rPr>
+              <w:t>09.10.2022</w:t>
+            </w:r>
+          </w:p>
+        </w:tc>
+        <w:tc>
+          <w:tcPr>
+            <w:tcW w:type="dxa" w:w="2551"/>
+            <w:vAlign w:val="center"/>
+            <w:tcMar>
+              <w:top w:w="90" w:type="dxa"/>
+              <w:start w:w="110" w:type="dxa"/>
+              <w:bottom w:w="90" w:type="dxa"/>
+              <w:end w:w="110" w:type="dxa"/>
+            </w:tcMar>
+          </w:tcPr>
+          <w:p>
+            <w:r>
+              <w:rPr>
+                <w:sz w:val="17"/>
+              </w:rPr>
+              <w:t>Papieroriginal Ordner Vertrag; Scan vollständig</w:t>
+            </w:r>
+          </w:p>
+        </w:tc>
+      </w:tr>
+      <w:tr>
+        <w:trPr>
+          <w:cantSplit/>
+        </w:trPr>
+        <w:tc>
+          <w:tcPr>
+            <w:tcW w:type="dxa" w:w="1134"/>
+            <w:vAlign w:val="center"/>
+            <w:tcMar>
+              <w:top w:w="90" w:type="dxa"/>
+              <w:start w:w="110" w:type="dxa"/>
+              <w:bottom w:w="90" w:type="dxa"/>
+              <w:end w:w="110" w:type="dxa"/>
+            </w:tcMar>
+          </w:tcPr>
+          <w:p>
+            <w:r>
+              <w:rPr>
+                <w:sz w:val="17"/>
+              </w:rPr>
+              <w:t>K 2</w:t>
+            </w:r>
+          </w:p>
+        </w:tc>
+        <w:tc>
+          <w:tcPr>
+            <w:tcW w:type="dxa" w:w="3628"/>
+            <w:vAlign w:val="center"/>
+            <w:tcMar>
+              <w:top w:w="90" w:type="dxa"/>
+              <w:start w:w="110" w:type="dxa"/>
+              <w:bottom w:w="90" w:type="dxa"/>
+              <w:end w:w="110" w:type="dxa"/>
+            </w:tcMar>
+          </w:tcPr>
+          <w:p>
+            <w:r>
+              <w:rPr>
+                <w:sz w:val="17"/>
+              </w:rPr>
+              <w:t>Mängel- und Fristsetzungsschreiben</w:t>
+            </w:r>
+          </w:p>
+        </w:tc>
+        <w:tc>
+          <w:tcPr>
+            <w:tcW w:type="dxa" w:w="1701"/>
+            <w:vAlign w:val="center"/>
+            <w:tcMar>
+              <w:top w:w="90" w:type="dxa"/>
+              <w:start w:w="110" w:type="dxa"/>
+              <w:bottom w:w="90" w:type="dxa"/>
+              <w:end w:w="110" w:type="dxa"/>
+            </w:tcMar>
+          </w:tcPr>
+          <w:p>
+            <w:r>
+              <w:rPr>
+                <w:sz w:val="17"/>
+              </w:rPr>
+              <w:t>04.04.2024</w:t>
+            </w:r>
+          </w:p>
+        </w:tc>
+        <w:tc>
+          <w:tcPr>
+            <w:tcW w:type="dxa" w:w="2551"/>
+            <w:vAlign w:val="center"/>
+            <w:tcMar>
+              <w:top w:w="90" w:type="dxa"/>
+              <w:start w:w="110" w:type="dxa"/>
+              <w:bottom w:w="90" w:type="dxa"/>
+              <w:end w:w="110" w:type="dxa"/>
+            </w:tcMar>
+          </w:tcPr>
+          <w:p>
+            <w:r>
+              <w:rPr>
+                <w:sz w:val="17"/>
+              </w:rPr>
+              <w:t>Elektronische Handakte, versandt per beA</w:t>
+            </w:r>
+          </w:p>
+        </w:tc>
+      </w:tr>
+      <w:tr>
+        <w:trPr>
+          <w:cantSplit/>
+        </w:trPr>
+        <w:tc>
+          <w:tcPr>
+            <w:tcW w:type="dxa" w:w="1134"/>
+            <w:vAlign w:val="center"/>
+            <w:tcMar>
+              <w:top w:w="90" w:type="dxa"/>
+              <w:start w:w="110" w:type="dxa"/>
+              <w:bottom w:w="90" w:type="dxa"/>
+              <w:end w:w="110" w:type="dxa"/>
+            </w:tcMar>
+          </w:tcPr>
+          <w:p>
+            <w:r>
+              <w:rPr>
+                <w:sz w:val="17"/>
+              </w:rPr>
+              <w:t>K 3</w:t>
+            </w:r>
+          </w:p>
+        </w:tc>
+        <w:tc>
+          <w:tcPr>
+            <w:tcW w:type="dxa" w:w="3628"/>
+            <w:vAlign w:val="center"/>
+            <w:tcMar>
+              <w:top w:w="90" w:type="dxa"/>
+              <w:start w:w="110" w:type="dxa"/>
+              <w:bottom w:w="90" w:type="dxa"/>
+              <w:end w:w="110" w:type="dxa"/>
+            </w:tcMar>
+          </w:tcPr>
+          <w:p>
+            <w:r>
+              <w:rPr>
+                <w:sz w:val="17"/>
+              </w:rPr>
+              <w:t>Antwort Burgwald Energietechnik GmbH</w:t>
+            </w:r>
+          </w:p>
+        </w:tc>
+        <w:tc>
+          <w:tcPr>
+            <w:tcW w:type="dxa" w:w="1701"/>
+            <w:vAlign w:val="center"/>
+            <w:tcMar>
+              <w:top w:w="90" w:type="dxa"/>
+              <w:start w:w="110" w:type="dxa"/>
+              <w:bottom w:w="90" w:type="dxa"/>
+              <w:end w:w="110" w:type="dxa"/>
+            </w:tcMar>
+          </w:tcPr>
+          <w:p>
+            <w:r>
+              <w:rPr>
+                <w:sz w:val="17"/>
+              </w:rPr>
+              <w:t>14.04.2024</w:t>
+            </w:r>
+          </w:p>
+        </w:tc>
+        <w:tc>
+          <w:tcPr>
+            <w:tcW w:type="dxa" w:w="2551"/>
+            <w:vAlign w:val="center"/>
+            <w:tcMar>
+              <w:top w:w="90" w:type="dxa"/>
+              <w:start w:w="110" w:type="dxa"/>
+              <w:bottom w:w="90" w:type="dxa"/>
+              <w:end w:w="110" w:type="dxa"/>
+            </w:tcMar>
+          </w:tcPr>
+          <w:p>
+            <w:r>
+              <w:rPr>
+                <w:sz w:val="17"/>
+              </w:rPr>
+              <w:t>Posteingang 16.04.2024</w:t>
+            </w:r>
+          </w:p>
+        </w:tc>
+      </w:tr>
+      <w:tr>
+        <w:trPr>
+          <w:cantSplit/>
+        </w:trPr>
+        <w:tc>
+          <w:tcPr>
+            <w:tcW w:type="dxa" w:w="1134"/>
+            <w:vAlign w:val="center"/>
+            <w:tcMar>
+              <w:top w:w="90" w:type="dxa"/>
+              <w:start w:w="110" w:type="dxa"/>
+              <w:bottom w:w="90" w:type="dxa"/>
+              <w:end w:w="110" w:type="dxa"/>
+            </w:tcMar>
+          </w:tcPr>
+          <w:p>
+            <w:r>
+              <w:rPr>
+                <w:sz w:val="17"/>
+              </w:rPr>
+              <w:t>K 4</w:t>
+            </w:r>
+          </w:p>
+        </w:tc>
+        <w:tc>
+          <w:tcPr>
+            <w:tcW w:type="dxa" w:w="3628"/>
+            <w:vAlign w:val="center"/>
+            <w:tcMar>
+              <w:top w:w="90" w:type="dxa"/>
+              <w:start w:w="110" w:type="dxa"/>
+              <w:bottom w:w="90" w:type="dxa"/>
+              <w:end w:w="110" w:type="dxa"/>
+            </w:tcMar>
+          </w:tcPr>
+          <w:p>
+            <w:r>
+              <w:rPr>
+                <w:sz w:val="17"/>
+              </w:rPr>
+              <w:t>Privatgutachten Wallner</w:t>
+            </w:r>
+          </w:p>
+        </w:tc>
+        <w:tc>
+          <w:tcPr>
+            <w:tcW w:type="dxa" w:w="1701"/>
+            <w:vAlign w:val="center"/>
+            <w:tcMar>
+              <w:top w:w="90" w:type="dxa"/>
+              <w:start w:w="110" w:type="dxa"/>
+              <w:bottom w:w="90" w:type="dxa"/>
+              <w:end w:w="110" w:type="dxa"/>
+            </w:tcMar>
+          </w:tcPr>
+          <w:p>
+            <w:r>
+              <w:rPr>
+                <w:sz w:val="17"/>
+              </w:rPr>
+              <w:t>18.05.2024</w:t>
+            </w:r>
+          </w:p>
+        </w:tc>
+        <w:tc>
+          <w:tcPr>
+            <w:tcW w:type="dxa" w:w="2551"/>
+            <w:vAlign w:val="center"/>
+            <w:tcMar>
+              <w:top w:w="90" w:type="dxa"/>
+              <w:start w:w="110" w:type="dxa"/>
+              <w:bottom w:w="90" w:type="dxa"/>
+              <w:end w:w="110" w:type="dxa"/>
+            </w:tcMar>
+          </w:tcPr>
+          <w:p>
+            <w:r>
+              <w:rPr>
+                <w:sz w:val="17"/>
+              </w:rPr>
+              <w:t>42 Seiten; Honorarrechnung separat</w:t>
+            </w:r>
+          </w:p>
+        </w:tc>
+      </w:tr>
+      <w:tr>
+        <w:trPr>
+          <w:cantSplit/>
+        </w:trPr>
+        <w:tc>
+          <w:tcPr>
+            <w:tcW w:type="dxa" w:w="1134"/>
+            <w:vAlign w:val="center"/>
+            <w:tcMar>
+              <w:top w:w="90" w:type="dxa"/>
+              <w:start w:w="110" w:type="dxa"/>
+              <w:bottom w:w="90" w:type="dxa"/>
+              <w:end w:w="110" w:type="dxa"/>
+            </w:tcMar>
+          </w:tcPr>
+          <w:p>
+            <w:r>
+              <w:rPr>
+                <w:sz w:val="17"/>
+              </w:rPr>
+              <w:t>K 5</w:t>
+            </w:r>
+          </w:p>
+        </w:tc>
+        <w:tc>
+          <w:tcPr>
+            <w:tcW w:type="dxa" w:w="3628"/>
+            <w:vAlign w:val="center"/>
+            <w:tcMar>
+              <w:top w:w="90" w:type="dxa"/>
+              <w:start w:w="110" w:type="dxa"/>
+              <w:bottom w:w="90" w:type="dxa"/>
+              <w:end w:w="110" w:type="dxa"/>
+            </w:tcMar>
+          </w:tcPr>
+          <w:p>
+            <w:r>
+              <w:rPr>
+                <w:sz w:val="17"/>
+              </w:rPr>
+              <w:t>Anlagenmonitor-Export</w:t>
+            </w:r>
+          </w:p>
+        </w:tc>
+        <w:tc>
+          <w:tcPr>
+            <w:tcW w:type="dxa" w:w="1701"/>
+            <w:vAlign w:val="center"/>
+            <w:tcMar>
+              <w:top w:w="90" w:type="dxa"/>
+              <w:start w:w="110" w:type="dxa"/>
+              <w:bottom w:w="90" w:type="dxa"/>
+              <w:end w:w="110" w:type="dxa"/>
+            </w:tcMar>
+          </w:tcPr>
+          <w:p>
+            <w:r>
+              <w:rPr>
+                <w:sz w:val="17"/>
+              </w:rPr>
+              <w:t>03.10.2025</w:t>
+            </w:r>
+          </w:p>
+        </w:tc>
+        <w:tc>
+          <w:tcPr>
+            <w:tcW w:type="dxa" w:w="2551"/>
+            <w:vAlign w:val="center"/>
+            <w:tcMar>
+              <w:top w:w="90" w:type="dxa"/>
+              <w:start w:w="110" w:type="dxa"/>
+              <w:bottom w:w="90" w:type="dxa"/>
+              <w:end w:w="110" w:type="dxa"/>
+            </w:tcMar>
+          </w:tcPr>
+          <w:p>
+            <w:r>
+              <w:rPr>
+                <w:sz w:val="17"/>
+              </w:rPr>
+              <w:t>CSV; Prüfsumme im DMS vermerkt</w:t>
+            </w:r>
+          </w:p>
+        </w:tc>
+      </w:tr>
+      <w:tr>
+        <w:trPr>
+          <w:cantSplit/>
+        </w:trPr>
+        <w:tc>
+          <w:tcPr>
+            <w:tcW w:type="dxa" w:w="1134"/>
+            <w:vAlign w:val="center"/>
+            <w:tcMar>
+              <w:top w:w="90" w:type="dxa"/>
+              <w:start w:w="110" w:type="dxa"/>
+              <w:bottom w:w="90" w:type="dxa"/>
+              <w:end w:w="110" w:type="dxa"/>
+            </w:tcMar>
+          </w:tcPr>
+          <w:p>
+            <w:r>
+              <w:rPr>
+                <w:sz w:val="17"/>
+              </w:rPr>
+              <w:t>K 6</w:t>
+            </w:r>
+          </w:p>
+        </w:tc>
+        <w:tc>
+          <w:tcPr>
+            <w:tcW w:type="dxa" w:w="3628"/>
+            <w:vAlign w:val="center"/>
+            <w:tcMar>
+              <w:top w:w="90" w:type="dxa"/>
+              <w:start w:w="110" w:type="dxa"/>
+              <w:bottom w:w="90" w:type="dxa"/>
+              <w:end w:w="110" w:type="dxa"/>
+            </w:tcMar>
+          </w:tcPr>
+          <w:p>
+            <w:r>
+              <w:rPr>
+                <w:sz w:val="17"/>
+              </w:rPr>
+              <w:t>Wechselrichter-Fehlerprotokoll</w:t>
+            </w:r>
+          </w:p>
+        </w:tc>
+        <w:tc>
+          <w:tcPr>
+            <w:tcW w:type="dxa" w:w="1701"/>
+            <w:vAlign w:val="center"/>
+            <w:tcMar>
+              <w:top w:w="90" w:type="dxa"/>
+              <w:start w:w="110" w:type="dxa"/>
+              <w:bottom w:w="90" w:type="dxa"/>
+              <w:end w:w="110" w:type="dxa"/>
+            </w:tcMar>
+          </w:tcPr>
+          <w:p>
+            <w:r>
+              <w:rPr>
+                <w:sz w:val="17"/>
+              </w:rPr>
+              <w:t>05/2023-09/2025</w:t>
+            </w:r>
+          </w:p>
+        </w:tc>
+        <w:tc>
+          <w:tcPr>
+            <w:tcW w:type="dxa" w:w="2551"/>
+            <w:vAlign w:val="center"/>
+            <w:tcMar>
+              <w:top w:w="90" w:type="dxa"/>
+              <w:start w:w="110" w:type="dxa"/>
+              <w:bottom w:w="90" w:type="dxa"/>
+              <w:end w:w="110" w:type="dxa"/>
+            </w:tcMar>
+          </w:tcPr>
+          <w:p>
+            <w:r>
+              <w:rPr>
+                <w:sz w:val="17"/>
+              </w:rPr>
+              <w:t>CSV und Hersteller-PDF</w:t>
+            </w:r>
+          </w:p>
+        </w:tc>
+      </w:tr>
+      <w:tr>
+        <w:trPr>
+          <w:cantSplit/>
+        </w:trPr>
+        <w:tc>
+          <w:tcPr>
+            <w:tcW w:type="dxa" w:w="1134"/>
+            <w:vAlign w:val="center"/>
+            <w:tcMar>
+              <w:top w:w="90" w:type="dxa"/>
+              <w:start w:w="110" w:type="dxa"/>
+              <w:bottom w:w="90" w:type="dxa"/>
+              <w:end w:w="110" w:type="dxa"/>
+            </w:tcMar>
+          </w:tcPr>
+          <w:p>
+            <w:r>
+              <w:rPr>
+                <w:sz w:val="17"/>
+              </w:rPr>
+              <w:t>K 7</w:t>
+            </w:r>
+          </w:p>
+        </w:tc>
+        <w:tc>
+          <w:tcPr>
+            <w:tcW w:type="dxa" w:w="3628"/>
+            <w:vAlign w:val="center"/>
+            <w:tcMar>
+              <w:top w:w="90" w:type="dxa"/>
+              <w:start w:w="110" w:type="dxa"/>
+              <w:bottom w:w="90" w:type="dxa"/>
+              <w:end w:w="110" w:type="dxa"/>
+            </w:tcMar>
+          </w:tcPr>
+          <w:p>
+            <w:r>
+              <w:rPr>
+                <w:sz w:val="17"/>
+              </w:rPr>
+              <w:t>Fotodokumentation Dach und Stall</w:t>
+            </w:r>
+          </w:p>
+        </w:tc>
+        <w:tc>
+          <w:tcPr>
+            <w:tcW w:type="dxa" w:w="1701"/>
+            <w:vAlign w:val="center"/>
+            <w:tcMar>
+              <w:top w:w="90" w:type="dxa"/>
+              <w:start w:w="110" w:type="dxa"/>
+              <w:bottom w:w="90" w:type="dxa"/>
+              <w:end w:w="110" w:type="dxa"/>
+            </w:tcMar>
+          </w:tcPr>
+          <w:p>
+            <w:r>
+              <w:rPr>
+                <w:sz w:val="17"/>
+              </w:rPr>
+              <w:t>18.-21.11.2023</w:t>
+            </w:r>
+          </w:p>
+        </w:tc>
+        <w:tc>
+          <w:tcPr>
+            <w:tcW w:type="dxa" w:w="2551"/>
+            <w:vAlign w:val="center"/>
+            <w:tcMar>
+              <w:top w:w="90" w:type="dxa"/>
+              <w:start w:w="110" w:type="dxa"/>
+              <w:bottom w:w="90" w:type="dxa"/>
+              <w:end w:w="110" w:type="dxa"/>
+            </w:tcMar>
+          </w:tcPr>
+          <w:p>
+            <w:r>
+              <w:rPr>
+                <w:sz w:val="17"/>
+              </w:rPr>
+              <w:t>18 JPG; Originale vom Mobiltelefon</w:t>
+            </w:r>
+          </w:p>
+        </w:tc>
+      </w:tr>
+      <w:tr>
+        <w:trPr>
+          <w:cantSplit/>
+        </w:trPr>
+        <w:tc>
+          <w:tcPr>
+            <w:tcW w:type="dxa" w:w="1134"/>
+            <w:vAlign w:val="center"/>
+            <w:tcMar>
+              <w:top w:w="90" w:type="dxa"/>
+              <w:start w:w="110" w:type="dxa"/>
+              <w:bottom w:w="90" w:type="dxa"/>
+              <w:end w:w="110" w:type="dxa"/>
+            </w:tcMar>
+          </w:tcPr>
+          <w:p>
+            <w:r>
+              <w:rPr>
+                <w:sz w:val="17"/>
+              </w:rPr>
+              <w:t>K 8</w:t>
+            </w:r>
+          </w:p>
+        </w:tc>
+        <w:tc>
+          <w:tcPr>
+            <w:tcW w:type="dxa" w:w="3628"/>
+            <w:vAlign w:val="center"/>
+            <w:tcMar>
+              <w:top w:w="90" w:type="dxa"/>
+              <w:start w:w="110" w:type="dxa"/>
+              <w:bottom w:w="90" w:type="dxa"/>
+              <w:end w:w="110" w:type="dxa"/>
+            </w:tcMar>
+          </w:tcPr>
+          <w:p>
+            <w:r>
+              <w:rPr>
+                <w:sz w:val="17"/>
+              </w:rPr>
+              <w:t>Arbeitszettel Lindner Bedachungen</w:t>
+            </w:r>
+          </w:p>
+        </w:tc>
+        <w:tc>
+          <w:tcPr>
+            <w:tcW w:type="dxa" w:w="1701"/>
+            <w:vAlign w:val="center"/>
+            <w:tcMar>
+              <w:top w:w="90" w:type="dxa"/>
+              <w:start w:w="110" w:type="dxa"/>
+              <w:bottom w:w="90" w:type="dxa"/>
+              <w:end w:w="110" w:type="dxa"/>
+            </w:tcMar>
+          </w:tcPr>
+          <w:p>
+            <w:r>
+              <w:rPr>
+                <w:sz w:val="17"/>
+              </w:rPr>
+              <w:t>21.11.2023</w:t>
+            </w:r>
+          </w:p>
+        </w:tc>
+        <w:tc>
+          <w:tcPr>
+            <w:tcW w:type="dxa" w:w="2551"/>
+            <w:vAlign w:val="center"/>
+            <w:tcMar>
+              <w:top w:w="90" w:type="dxa"/>
+              <w:start w:w="110" w:type="dxa"/>
+              <w:bottom w:w="90" w:type="dxa"/>
+              <w:end w:w="110" w:type="dxa"/>
+            </w:tcMar>
+          </w:tcPr>
+          <w:p>
+            <w:r>
+              <w:rPr>
+                <w:sz w:val="17"/>
+              </w:rPr>
+              <w:t>Papieroriginal, Rückseite handschriftlich</w:t>
+            </w:r>
+          </w:p>
+        </w:tc>
+      </w:tr>
+      <w:tr>
+        <w:trPr>
+          <w:cantSplit/>
+        </w:trPr>
+        <w:tc>
+          <w:tcPr>
+            <w:tcW w:type="dxa" w:w="1134"/>
+            <w:vAlign w:val="center"/>
+            <w:tcMar>
+              <w:top w:w="90" w:type="dxa"/>
+              <w:start w:w="110" w:type="dxa"/>
+              <w:bottom w:w="90" w:type="dxa"/>
+              <w:end w:w="110" w:type="dxa"/>
+            </w:tcMar>
+          </w:tcPr>
+          <w:p>
+            <w:r>
+              <w:rPr>
+                <w:sz w:val="17"/>
+              </w:rPr>
+              <w:t>K 9</w:t>
+            </w:r>
+          </w:p>
+        </w:tc>
+        <w:tc>
+          <w:tcPr>
+            <w:tcW w:type="dxa" w:w="3628"/>
+            <w:vAlign w:val="center"/>
+            <w:tcMar>
+              <w:top w:w="90" w:type="dxa"/>
+              <w:start w:w="110" w:type="dxa"/>
+              <w:bottom w:w="90" w:type="dxa"/>
+              <w:end w:w="110" w:type="dxa"/>
+            </w:tcMar>
+          </w:tcPr>
+          <w:p>
+            <w:r>
+              <w:rPr>
+                <w:sz w:val="17"/>
+              </w:rPr>
+              <w:t>E-Mail Ludwig Vilsmeier</w:t>
+            </w:r>
+          </w:p>
+        </w:tc>
+        <w:tc>
+          <w:tcPr>
+            <w:tcW w:type="dxa" w:w="1701"/>
+            <w:vAlign w:val="center"/>
+            <w:tcMar>
+              <w:top w:w="90" w:type="dxa"/>
+              <w:start w:w="110" w:type="dxa"/>
+              <w:bottom w:w="90" w:type="dxa"/>
+              <w:end w:w="110" w:type="dxa"/>
+            </w:tcMar>
+          </w:tcPr>
+          <w:p>
+            <w:r>
+              <w:rPr>
+                <w:sz w:val="17"/>
+              </w:rPr>
+              <w:t>28.05.2024</w:t>
+            </w:r>
+          </w:p>
+        </w:tc>
+        <w:tc>
+          <w:tcPr>
+            <w:tcW w:type="dxa" w:w="2551"/>
+            <w:vAlign w:val="center"/>
+            <w:tcMar>
+              <w:top w:w="90" w:type="dxa"/>
+              <w:start w:w="110" w:type="dxa"/>
+              <w:bottom w:w="90" w:type="dxa"/>
+              <w:end w:w="110" w:type="dxa"/>
+            </w:tcMar>
+          </w:tcPr>
+          <w:p>
+            <w:r>
+              <w:rPr>
+                <w:sz w:val="17"/>
+              </w:rPr>
+              <w:t>EML mit vollständigem Header</w:t>
+            </w:r>
+          </w:p>
+        </w:tc>
+      </w:tr>
+      <w:tr>
+        <w:trPr>
+          <w:cantSplit/>
+        </w:trPr>
+        <w:tc>
+          <w:tcPr>
+            <w:tcW w:type="dxa" w:w="1134"/>
+            <w:vAlign w:val="center"/>
+            <w:tcMar>
+              <w:top w:w="90" w:type="dxa"/>
+              <w:start w:w="110" w:type="dxa"/>
+              <w:bottom w:w="90" w:type="dxa"/>
+              <w:end w:w="110" w:type="dxa"/>
+            </w:tcMar>
+          </w:tcPr>
+          <w:p>
+            <w:r>
+              <w:rPr>
+                <w:sz w:val="17"/>
+              </w:rPr>
+              <w:t>K 10</w:t>
+            </w:r>
+          </w:p>
+        </w:tc>
+        <w:tc>
+          <w:tcPr>
+            <w:tcW w:type="dxa" w:w="3628"/>
+            <w:vAlign w:val="center"/>
+            <w:tcMar>
+              <w:top w:w="90" w:type="dxa"/>
+              <w:start w:w="110" w:type="dxa"/>
+              <w:bottom w:w="90" w:type="dxa"/>
+              <w:end w:w="110" w:type="dxa"/>
+            </w:tcMar>
+          </w:tcPr>
+          <w:p>
+            <w:r>
+              <w:rPr>
+                <w:sz w:val="17"/>
+              </w:rPr>
+              <w:t>Stromrechnungen und Zähleraufstellung</w:t>
+            </w:r>
+          </w:p>
+        </w:tc>
+        <w:tc>
+          <w:tcPr>
+            <w:tcW w:type="dxa" w:w="1701"/>
+            <w:vAlign w:val="center"/>
+            <w:tcMar>
+              <w:top w:w="90" w:type="dxa"/>
+              <w:start w:w="110" w:type="dxa"/>
+              <w:bottom w:w="90" w:type="dxa"/>
+              <w:end w:w="110" w:type="dxa"/>
+            </w:tcMar>
+          </w:tcPr>
+          <w:p>
+            <w:r>
+              <w:rPr>
+                <w:sz w:val="17"/>
+              </w:rPr>
+              <w:t>05/2023-04/2024</w:t>
+            </w:r>
+          </w:p>
+        </w:tc>
+        <w:tc>
+          <w:tcPr>
+            <w:tcW w:type="dxa" w:w="2551"/>
+            <w:vAlign w:val="center"/>
+            <w:tcMar>
+              <w:top w:w="90" w:type="dxa"/>
+              <w:start w:w="110" w:type="dxa"/>
+              <w:bottom w:w="90" w:type="dxa"/>
+              <w:end w:w="110" w:type="dxa"/>
+            </w:tcMar>
+          </w:tcPr>
+          <w:p>
+            <w:r>
+              <w:rPr>
+                <w:sz w:val="17"/>
+              </w:rPr>
+              <w:t>12 Rechnungen; CSV-Abgleich offen</w:t>
+            </w:r>
+          </w:p>
+        </w:tc>
+      </w:tr>
+      <w:tr>
+        <w:trPr>
+          <w:cantSplit/>
+        </w:trPr>
+        <w:tc>
+          <w:tcPr>
+            <w:tcW w:type="dxa" w:w="1134"/>
+            <w:vAlign w:val="center"/>
+            <w:tcMar>
+              <w:top w:w="90" w:type="dxa"/>
+              <w:start w:w="110" w:type="dxa"/>
+              <w:bottom w:w="90" w:type="dxa"/>
+              <w:end w:w="110" w:type="dxa"/>
+            </w:tcMar>
+          </w:tcPr>
+          <w:p>
+            <w:r>
+              <w:rPr>
+                <w:sz w:val="17"/>
+              </w:rPr>
+              <w:t>K 11</w:t>
+            </w:r>
+          </w:p>
+        </w:tc>
+        <w:tc>
+          <w:tcPr>
+            <w:tcW w:type="dxa" w:w="3628"/>
+            <w:vAlign w:val="center"/>
+            <w:tcMar>
+              <w:top w:w="90" w:type="dxa"/>
+              <w:start w:w="110" w:type="dxa"/>
+              <w:bottom w:w="90" w:type="dxa"/>
+              <w:end w:w="110" w:type="dxa"/>
+            </w:tcMar>
+          </w:tcPr>
+          <w:p>
+            <w:r>
+              <w:rPr>
+                <w:sz w:val="17"/>
+              </w:rPr>
+              <w:t>Trocknungskosten und Heuinventur</w:t>
+            </w:r>
+          </w:p>
+        </w:tc>
+        <w:tc>
+          <w:tcPr>
+            <w:tcW w:type="dxa" w:w="1701"/>
+            <w:vAlign w:val="center"/>
+            <w:tcMar>
+              <w:top w:w="90" w:type="dxa"/>
+              <w:start w:w="110" w:type="dxa"/>
+              <w:bottom w:w="90" w:type="dxa"/>
+              <w:end w:w="110" w:type="dxa"/>
+            </w:tcMar>
+          </w:tcPr>
+          <w:p>
+            <w:r>
+              <w:rPr>
+                <w:sz w:val="17"/>
+              </w:rPr>
+              <w:t>11/2023-02/2024</w:t>
+            </w:r>
+          </w:p>
+        </w:tc>
+        <w:tc>
+          <w:tcPr>
+            <w:tcW w:type="dxa" w:w="2551"/>
+            <w:vAlign w:val="center"/>
+            <w:tcMar>
+              <w:top w:w="90" w:type="dxa"/>
+              <w:start w:w="110" w:type="dxa"/>
+              <w:bottom w:w="90" w:type="dxa"/>
+              <w:end w:w="110" w:type="dxa"/>
+            </w:tcMar>
+          </w:tcPr>
+          <w:p>
+            <w:r>
+              <w:rPr>
+                <w:sz w:val="17"/>
+              </w:rPr>
+              <w:t>7 Belege; Entsorgungsnachweis fehlt</w:t>
+            </w:r>
+          </w:p>
+        </w:tc>
+      </w:tr>
+      <w:tr>
+        <w:trPr>
+          <w:cantSplit/>
+        </w:trPr>
+        <w:tc>
+          <w:tcPr>
+            <w:tcW w:type="dxa" w:w="1134"/>
+            <w:vAlign w:val="center"/>
+            <w:tcMar>
+              <w:top w:w="90" w:type="dxa"/>
+              <w:start w:w="110" w:type="dxa"/>
+              <w:bottom w:w="90" w:type="dxa"/>
+              <w:end w:w="110" w:type="dxa"/>
+            </w:tcMar>
+          </w:tcPr>
+          <w:p>
+            <w:r>
+              <w:rPr>
+                <w:sz w:val="17"/>
+              </w:rPr>
+              <w:t>B 1-B 8</w:t>
+            </w:r>
+          </w:p>
+        </w:tc>
+        <w:tc>
+          <w:tcPr>
+            <w:tcW w:type="dxa" w:w="3628"/>
+            <w:vAlign w:val="center"/>
+            <w:tcMar>
+              <w:top w:w="90" w:type="dxa"/>
+              <w:start w:w="110" w:type="dxa"/>
+              <w:bottom w:w="90" w:type="dxa"/>
+              <w:end w:w="110" w:type="dxa"/>
+            </w:tcMar>
+          </w:tcPr>
+          <w:p>
+            <w:r>
+              <w:rPr>
+                <w:sz w:val="17"/>
+              </w:rPr>
+              <w:t>Anlagen der Klageerwiderung</w:t>
+            </w:r>
+          </w:p>
+        </w:tc>
+        <w:tc>
+          <w:tcPr>
+            <w:tcW w:type="dxa" w:w="1701"/>
+            <w:vAlign w:val="center"/>
+            <w:tcMar>
+              <w:top w:w="90" w:type="dxa"/>
+              <w:start w:w="110" w:type="dxa"/>
+              <w:bottom w:w="90" w:type="dxa"/>
+              <w:end w:w="110" w:type="dxa"/>
+            </w:tcMar>
+          </w:tcPr>
+          <w:p>
+            <w:r>
+              <w:rPr>
+                <w:sz w:val="17"/>
+              </w:rPr>
+              <w:t>19.07.2024</w:t>
+            </w:r>
+          </w:p>
+        </w:tc>
+        <w:tc>
+          <w:tcPr>
+            <w:tcW w:type="dxa" w:w="2551"/>
+            <w:vAlign w:val="center"/>
+            <w:tcMar>
+              <w:top w:w="90" w:type="dxa"/>
+              <w:start w:w="110" w:type="dxa"/>
+              <w:bottom w:w="90" w:type="dxa"/>
+              <w:end w:w="110" w:type="dxa"/>
+            </w:tcMar>
+          </w:tcPr>
+          <w:p>
+            <w:r>
+              <w:rPr>
+                <w:sz w:val="17"/>
+              </w:rPr>
+              <w:t>Gerichtsakte, elektronische Abschriften</w:t>
+            </w:r>
+          </w:p>
+        </w:tc>
+      </w:tr>
+      <w:tr>
+        <w:trPr>
+          <w:cantSplit/>
+        </w:trPr>
+        <w:tc>
+          <w:tcPr>
+            <w:tcW w:type="dxa" w:w="1134"/>
+            <w:vAlign w:val="center"/>
+            <w:tcMar>
+              <w:top w:w="90" w:type="dxa"/>
+              <w:start w:w="110" w:type="dxa"/>
+              <w:bottom w:w="90" w:type="dxa"/>
+              <w:end w:w="110" w:type="dxa"/>
+            </w:tcMar>
+          </w:tcPr>
+          <w:p>
+            <w:r>
+              <w:rPr>
+                <w:sz w:val="17"/>
+              </w:rPr>
+              <w:t>G 1</w:t>
+            </w:r>
+          </w:p>
+        </w:tc>
+        <w:tc>
+          <w:tcPr>
+            <w:tcW w:type="dxa" w:w="3628"/>
+            <w:vAlign w:val="center"/>
+            <w:tcMar>
+              <w:top w:w="90" w:type="dxa"/>
+              <w:start w:w="110" w:type="dxa"/>
+              <w:bottom w:w="90" w:type="dxa"/>
+              <w:end w:w="110" w:type="dxa"/>
+            </w:tcMar>
+          </w:tcPr>
+          <w:p>
+            <w:r>
+              <w:rPr>
+                <w:sz w:val="17"/>
+              </w:rPr>
+              <w:t>Beweisbeschluss</w:t>
+            </w:r>
+          </w:p>
+        </w:tc>
+        <w:tc>
+          <w:tcPr>
+            <w:tcW w:type="dxa" w:w="1701"/>
+            <w:vAlign w:val="center"/>
+            <w:tcMar>
+              <w:top w:w="90" w:type="dxa"/>
+              <w:start w:w="110" w:type="dxa"/>
+              <w:bottom w:w="90" w:type="dxa"/>
+              <w:end w:w="110" w:type="dxa"/>
+            </w:tcMar>
+          </w:tcPr>
+          <w:p>
+            <w:r>
+              <w:rPr>
+                <w:sz w:val="17"/>
+              </w:rPr>
+              <w:t>15.01.2025</w:t>
+            </w:r>
+          </w:p>
+        </w:tc>
+        <w:tc>
+          <w:tcPr>
+            <w:tcW w:type="dxa" w:w="2551"/>
+            <w:vAlign w:val="center"/>
+            <w:tcMar>
+              <w:top w:w="90" w:type="dxa"/>
+              <w:start w:w="110" w:type="dxa"/>
+              <w:bottom w:w="90" w:type="dxa"/>
+              <w:end w:w="110" w:type="dxa"/>
+            </w:tcMar>
+          </w:tcPr>
+          <w:p>
+            <w:r>
+              <w:rPr>
+                <w:sz w:val="17"/>
+              </w:rPr>
+              <w:t>Gerichtsakte Blatt 186-190</w:t>
+            </w:r>
+          </w:p>
+        </w:tc>
+      </w:tr>
+      <w:tr>
+        <w:trPr>
+          <w:cantSplit/>
+        </w:trPr>
+        <w:tc>
+          <w:tcPr>
+            <w:tcW w:type="dxa" w:w="1134"/>
+            <w:vAlign w:val="center"/>
+            <w:tcMar>
+              <w:top w:w="90" w:type="dxa"/>
+              <w:start w:w="110" w:type="dxa"/>
+              <w:bottom w:w="90" w:type="dxa"/>
+              <w:end w:w="110" w:type="dxa"/>
+            </w:tcMar>
+          </w:tcPr>
+          <w:p>
+            <w:r>
+              <w:rPr>
+                <w:sz w:val="17"/>
+              </w:rPr>
+              <w:t>G 2</w:t>
+            </w:r>
+          </w:p>
+        </w:tc>
+        <w:tc>
+          <w:tcPr>
+            <w:tcW w:type="dxa" w:w="3628"/>
+            <w:vAlign w:val="center"/>
+            <w:tcMar>
+              <w:top w:w="90" w:type="dxa"/>
+              <w:start w:w="110" w:type="dxa"/>
+              <w:bottom w:w="90" w:type="dxa"/>
+              <w:end w:w="110" w:type="dxa"/>
+            </w:tcMar>
+          </w:tcPr>
+          <w:p>
+            <w:r>
+              <w:rPr>
+                <w:sz w:val="17"/>
+              </w:rPr>
+              <w:t>Gutachten Pfaffenberger</w:t>
+            </w:r>
+          </w:p>
+        </w:tc>
+        <w:tc>
+          <w:tcPr>
+            <w:tcW w:type="dxa" w:w="1701"/>
+            <w:vAlign w:val="center"/>
+            <w:tcMar>
+              <w:top w:w="90" w:type="dxa"/>
+              <w:start w:w="110" w:type="dxa"/>
+              <w:bottom w:w="90" w:type="dxa"/>
+              <w:end w:w="110" w:type="dxa"/>
+            </w:tcMar>
+          </w:tcPr>
+          <w:p>
+            <w:r>
+              <w:rPr>
+                <w:sz w:val="17"/>
+              </w:rPr>
+              <w:t>28.10.2025</w:t>
+            </w:r>
+          </w:p>
+        </w:tc>
+        <w:tc>
+          <w:tcPr>
+            <w:tcW w:type="dxa" w:w="2551"/>
+            <w:vAlign w:val="center"/>
+            <w:tcMar>
+              <w:top w:w="90" w:type="dxa"/>
+              <w:start w:w="110" w:type="dxa"/>
+              <w:bottom w:w="90" w:type="dxa"/>
+              <w:end w:w="110" w:type="dxa"/>
+            </w:tcMar>
+          </w:tcPr>
+          <w:p>
+            <w:r>
+              <w:rPr>
+                <w:sz w:val="17"/>
+              </w:rPr>
+              <w:t>Textteil nebst Anlagen</w:t>
+            </w:r>
+          </w:p>
+        </w:tc>
+      </w:tr>
+      <w:tr>
+        <w:trPr>
+          <w:cantSplit/>
+        </w:trPr>
+        <w:tc>
+          <w:tcPr>
+            <w:tcW w:type="dxa" w:w="1134"/>
+            <w:vAlign w:val="center"/>
+            <w:tcMar>
+              <w:top w:w="90" w:type="dxa"/>
+              <w:start w:w="110" w:type="dxa"/>
+              <w:bottom w:w="90" w:type="dxa"/>
+              <w:end w:w="110" w:type="dxa"/>
+            </w:tcMar>
+          </w:tcPr>
+          <w:p>
+            <w:r>
+              <w:rPr>
+                <w:sz w:val="17"/>
+              </w:rPr>
+              <w:t>G 3</w:t>
+            </w:r>
+          </w:p>
+        </w:tc>
+        <w:tc>
+          <w:tcPr>
+            <w:tcW w:type="dxa" w:w="3628"/>
+            <w:vAlign w:val="center"/>
+            <w:tcMar>
+              <w:top w:w="90" w:type="dxa"/>
+              <w:start w:w="110" w:type="dxa"/>
+              <w:bottom w:w="90" w:type="dxa"/>
+              <w:end w:w="110" w:type="dxa"/>
+            </w:tcMar>
+          </w:tcPr>
+          <w:p>
+            <w:r>
+              <w:rPr>
+                <w:sz w:val="17"/>
+              </w:rPr>
+              <w:t>Gerichtliche Verfügung</w:t>
+            </w:r>
+          </w:p>
+        </w:tc>
+        <w:tc>
+          <w:tcPr>
+            <w:tcW w:type="dxa" w:w="1701"/>
+            <w:vAlign w:val="center"/>
+            <w:tcMar>
+              <w:top w:w="90" w:type="dxa"/>
+              <w:start w:w="110" w:type="dxa"/>
+              <w:bottom w:w="90" w:type="dxa"/>
+              <w:end w:w="110" w:type="dxa"/>
+            </w:tcMar>
+          </w:tcPr>
+          <w:p>
+            <w:r>
+              <w:rPr>
+                <w:sz w:val="17"/>
+              </w:rPr>
+              <w:t>09.12.2025</w:t>
+            </w:r>
+          </w:p>
+        </w:tc>
+        <w:tc>
+          <w:tcPr>
+            <w:tcW w:type="dxa" w:w="2551"/>
+            <w:vAlign w:val="center"/>
+            <w:tcMar>
+              <w:top w:w="90" w:type="dxa"/>
+              <w:start w:w="110" w:type="dxa"/>
+              <w:bottom w:w="90" w:type="dxa"/>
+              <w:end w:w="110" w:type="dxa"/>
+            </w:tcMar>
+          </w:tcPr>
+          <w:p>
+            <w:r>
+              <w:rPr>
+                <w:sz w:val="17"/>
+              </w:rPr>
+              <w:t>Gerichtsakte Blatt 251-254</w:t>
+            </w:r>
+          </w:p>
+        </w:tc>
+      </w:tr>
+      <w:tr>
+        <w:trPr>
+          <w:cantSplit/>
+        </w:trPr>
+        <w:tc>
+          <w:tcPr>
+            <w:tcW w:type="dxa" w:w="1134"/>
+            <w:vAlign w:val="center"/>
+            <w:tcMar>
+              <w:top w:w="90" w:type="dxa"/>
+              <w:start w:w="110" w:type="dxa"/>
+              <w:bottom w:w="90" w:type="dxa"/>
+              <w:end w:w="110" w:type="dxa"/>
+            </w:tcMar>
+          </w:tcPr>
+          <w:p>
+            <w:r>
+              <w:rPr>
+                <w:sz w:val="17"/>
+              </w:rPr>
+              <w:t>G 4</w:t>
+            </w:r>
+          </w:p>
+        </w:tc>
+        <w:tc>
+          <w:tcPr>
+            <w:tcW w:type="dxa" w:w="3628"/>
+            <w:vAlign w:val="center"/>
+            <w:tcMar>
+              <w:top w:w="90" w:type="dxa"/>
+              <w:start w:w="110" w:type="dxa"/>
+              <w:bottom w:w="90" w:type="dxa"/>
+              <w:end w:w="110" w:type="dxa"/>
+            </w:tcMar>
+          </w:tcPr>
+          <w:p>
+            <w:r>
+              <w:rPr>
+                <w:sz w:val="17"/>
+              </w:rPr>
+              <w:t>Stellungnahme Pfaffenberger</w:t>
+            </w:r>
+          </w:p>
+        </w:tc>
+        <w:tc>
+          <w:tcPr>
+            <w:tcW w:type="dxa" w:w="1701"/>
+            <w:vAlign w:val="center"/>
+            <w:tcMar>
+              <w:top w:w="90" w:type="dxa"/>
+              <w:start w:w="110" w:type="dxa"/>
+              <w:bottom w:w="90" w:type="dxa"/>
+              <w:end w:w="110" w:type="dxa"/>
+            </w:tcMar>
+          </w:tcPr>
+          <w:p>
+            <w:r>
+              <w:rPr>
+                <w:sz w:val="17"/>
+              </w:rPr>
+              <w:t>08.01.2026</w:t>
+            </w:r>
+          </w:p>
+        </w:tc>
+        <w:tc>
+          <w:tcPr>
+            <w:tcW w:type="dxa" w:w="2551"/>
+            <w:vAlign w:val="center"/>
+            <w:tcMar>
+              <w:top w:w="90" w:type="dxa"/>
+              <w:start w:w="110" w:type="dxa"/>
+              <w:bottom w:w="90" w:type="dxa"/>
+              <w:end w:w="110" w:type="dxa"/>
+            </w:tcMar>
+          </w:tcPr>
+          <w:p>
+            <w:r>
+              <w:rPr>
+                <w:sz w:val="17"/>
+              </w:rPr>
+              <w:t>Gerichtsakte Blatt 269-276</w:t>
+            </w:r>
+          </w:p>
+        </w:tc>
+      </w:tr>
+      <w:tr>
+        <w:trPr>
+          <w:cantSplit/>
+        </w:trPr>
+        <w:tc>
+          <w:tcPr>
+            <w:tcW w:type="dxa" w:w="1134"/>
+            <w:vAlign w:val="center"/>
+            <w:tcMar>
+              <w:top w:w="90" w:type="dxa"/>
+              <w:start w:w="110" w:type="dxa"/>
+              <w:bottom w:w="90" w:type="dxa"/>
+              <w:end w:w="110" w:type="dxa"/>
+            </w:tcMar>
+          </w:tcPr>
+          <w:p>
+            <w:r>
+              <w:rPr>
+                <w:sz w:val="17"/>
+              </w:rPr>
+              <w:t>G 5</w:t>
+            </w:r>
+          </w:p>
+        </w:tc>
+        <w:tc>
+          <w:tcPr>
+            <w:tcW w:type="dxa" w:w="3628"/>
+            <w:vAlign w:val="center"/>
+            <w:tcMar>
+              <w:top w:w="90" w:type="dxa"/>
+              <w:start w:w="110" w:type="dxa"/>
+              <w:bottom w:w="90" w:type="dxa"/>
+              <w:end w:w="110" w:type="dxa"/>
+            </w:tcMar>
+          </w:tcPr>
+          <w:p>
+            <w:r>
+              <w:rPr>
+                <w:sz w:val="17"/>
+              </w:rPr>
+              <w:t>Sitzungsprotokoll</w:t>
+            </w:r>
+          </w:p>
+        </w:tc>
+        <w:tc>
+          <w:tcPr>
+            <w:tcW w:type="dxa" w:w="1701"/>
+            <w:vAlign w:val="center"/>
+            <w:tcMar>
+              <w:top w:w="90" w:type="dxa"/>
+              <w:start w:w="110" w:type="dxa"/>
+              <w:bottom w:w="90" w:type="dxa"/>
+              <w:end w:w="110" w:type="dxa"/>
+            </w:tcMar>
+          </w:tcPr>
+          <w:p>
+            <w:r>
+              <w:rPr>
+                <w:sz w:val="17"/>
+              </w:rPr>
+              <w:t>22.01.2026</w:t>
+            </w:r>
+          </w:p>
+        </w:tc>
+        <w:tc>
+          <w:tcPr>
+            <w:tcW w:type="dxa" w:w="2551"/>
+            <w:vAlign w:val="center"/>
+            <w:tcMar>
+              <w:top w:w="90" w:type="dxa"/>
+              <w:start w:w="110" w:type="dxa"/>
+              <w:bottom w:w="90" w:type="dxa"/>
+              <w:end w:w="110" w:type="dxa"/>
+            </w:tcMar>
+          </w:tcPr>
+          <w:p>
+            <w:r>
+              <w:rPr>
+                <w:sz w:val="17"/>
+              </w:rPr>
+              <w:t>Elektronische Abschrift vom 23.01.2026</w:t>
+            </w:r>
+          </w:p>
+        </w:tc>
+      </w:tr>
+    </w:tbl>
+    <w:p/>
+    <w:p>
       <w:pPr>
-        <w:jc w:val="left"/>
+        <w:pStyle w:val="Heading1"/>
       </w:pPr>
       <w:r>
-        <w:t>Verzeichnis Klaegerseite (K) und Beklagtenseite (B), soweit der Klaegerseite vorliegend</w:t>
-      </w:r>
-    </w:p>
-    <w:p>
-      <w:pPr>
-        <w:pStyle w:val="Heading2"/>
-      </w:pPr>
-      <w:r>
-        <w:rPr>
-          <w:rFonts w:ascii="Times New Roman" w:hAnsi="Times New Roman"/>
-        </w:rPr>
-        <w:t>Klaegerseite</w:t>
-      </w:r>
-    </w:p>
-    <w:p>
-      <w:pPr>
-        <w:jc w:val="left"/>
-      </w:pPr>
-      <w:r>
-        <w:t>K 1 — Werkvertrag vom 09.10.2022 (Original im Aktenschrank, 14 Seiten, Anlagen A bis D)</w:t>
-      </w:r>
-    </w:p>
-    <w:p>
-      <w:pPr>
-        <w:jc w:val="left"/>
-      </w:pPr>
-      <w:r>
-        <w:t>K 2 — Anwaltliches Mangelanzeigeschreiben vom 04.04.2024 (zugestellt 06.04.2024 mit Empfangsbestätigung)</w:t>
-      </w:r>
-    </w:p>
-    <w:p>
-      <w:pPr>
-        <w:jc w:val="left"/>
-      </w:pPr>
-      <w:r>
-        <w:t>K 3 — Antwortschreiben Beklagte vom 14.04.2024 (Posteingang 16.04.2024)</w:t>
-      </w:r>
-    </w:p>
-    <w:p>
-      <w:pPr>
-        <w:jc w:val="left"/>
-      </w:pPr>
-      <w:r>
-        <w:t>K 4 — Privatgutachten Sachverstaendigenbuero Wallner und Partner vom 18.05.2024 (42 Seiten, ausgedruckt und digital)</w:t>
-      </w:r>
-    </w:p>
-    <w:p>
-      <w:pPr>
-        <w:jc w:val="left"/>
-      </w:pPr>
-      <w:r>
-        <w:t>K 5 — Fotodokumentation Wassereintrittsstellen Stall (12 Fotos, JPG, mit Metadaten)</w:t>
-      </w:r>
-    </w:p>
-    <w:p>
-      <w:pPr>
-        <w:jc w:val="left"/>
-      </w:pPr>
-      <w:r>
-        <w:t>K 6 — Stromrechnungen Kläger 2022 bis 2024 (Vergleichszeitraum, Excel-Aufbereitung mit Monatswerten)</w:t>
-      </w:r>
-    </w:p>
-    <w:p>
-      <w:pPr>
-        <w:jc w:val="left"/>
-      </w:pPr>
-      <w:r>
-        <w:t>K 7 — Wechselrichter-Fehlerprotokolle Solartec-Bavaria (Auszug, 24 Einträge von 05/2023 bis 04/2024)</w:t>
-      </w:r>
-    </w:p>
-    <w:p>
-      <w:pPr>
-        <w:jc w:val="left"/>
-      </w:pPr>
-      <w:r>
-        <w:t>K 8 — Privatgutachten-Erweiterung Wallner (in Vorbereitung — siehe 11_kostenkalkulation_privatgutachten.csv)</w:t>
-      </w:r>
-    </w:p>
-    <w:p>
-      <w:pPr>
-        <w:jc w:val="left"/>
-      </w:pPr>
-      <w:r>
-        <w:t>K 9 — Korrespondenz mit Beklagter (chronologisch sortiert, 38 Einzeldokumente)</w:t>
-      </w:r>
-    </w:p>
-    <w:p>
-      <w:pPr>
-        <w:jc w:val="left"/>
-      </w:pPr>
-      <w:r>
-        <w:t>K 10 — Ortsterminsverlauf Pfaffenberger (eigene Notiz Mandant; siehe 06_mandantenbesprechung_18_11_2025.md)</w:t>
-      </w:r>
-    </w:p>
-    <w:p>
-      <w:pPr>
-        <w:jc w:val="left"/>
-      </w:pPr>
-      <w:r>
-        <w:t>K 11 — Vermerk Wetterereignisse Sommer 2023 (eigene Notiz Mandant, Auszug Deutscher Wetterdienst)</w:t>
-      </w:r>
-    </w:p>
-    <w:p>
-      <w:pPr>
-        <w:jc w:val="left"/>
-      </w:pPr>
-      <w:r>
-        <w:t>K 12 — Belegmappe Werkvertrags-Vereinbarungen über Nennleistung (Vorgesprächs-Notizen vom 22.09.2022)</w:t>
-      </w:r>
-    </w:p>
-    <w:p>
-      <w:pPr>
-        <w:jc w:val="left"/>
-      </w:pPr>
-      <w:r>
-        <w:t>K 13 — Vergleichsdaten gewerblicher Strombezug (anonymisierte Daten aus Sieglinger Hofgemüse GmbH-Jahresabschluss)</w:t>
-      </w:r>
-    </w:p>
-    <w:p>
-      <w:pPr>
-        <w:pStyle w:val="Heading2"/>
-      </w:pPr>
-      <w:r>
-        <w:rPr>
-          <w:rFonts w:ascii="Times New Roman" w:hAnsi="Times New Roman"/>
-        </w:rPr>
-        <w:t>Beklagtenseite (vom Gegner geliefert)</w:t>
-      </w:r>
-    </w:p>
-    <w:p>
-      <w:pPr>
-        <w:jc w:val="left"/>
-      </w:pPr>
-      <w:r>
-        <w:t>B 1 — Lichtbild Pappelreihe Sonneberg, Aufnahme 14.06.2024</w:t>
-      </w:r>
-    </w:p>
-    <w:p>
-      <w:pPr>
-        <w:jc w:val="left"/>
-      </w:pPr>
-      <w:r>
-        <w:t>B 2 — Wettergutachten Pinneberger und Sprenger für den Sommer 2023</w:t>
-      </w:r>
-    </w:p>
-    <w:p>
-      <w:pPr>
-        <w:jc w:val="left"/>
-      </w:pPr>
-      <w:r>
-        <w:t>B 3 — Vertrag mit Solartec-Bavaria GmbH über Wechselrichter-Lieferung</w:t>
-      </w:r>
-    </w:p>
-    <w:p>
-      <w:pPr>
-        <w:jc w:val="left"/>
-      </w:pPr>
-      <w:r>
-        <w:t>B 4 — Wartungsprotokoll Solartec-Bavaria vom 02.09.2023</w:t>
-      </w:r>
-    </w:p>
-    <w:p>
-      <w:pPr>
-        <w:jc w:val="left"/>
-      </w:pPr>
-      <w:r>
-        <w:t>B 5 — Schreiben StWR Stadtwerke Regensburg vom 02.12.2023</w:t>
-      </w:r>
-    </w:p>
-    <w:p>
-      <w:pPr>
-        <w:jc w:val="left"/>
-      </w:pPr>
-      <w:r>
-        <w:t>B 6 — Reklamationsmail Sieglinger vom 19.11.2023</w:t>
-      </w:r>
-    </w:p>
-    <w:p>
-      <w:pPr>
-        <w:jc w:val="left"/>
-      </w:pPr>
-      <w:r>
-        <w:t>B 7 — Lichtbild Stalldach mit Reinigungsspuren</w:t>
-      </w:r>
-    </w:p>
-    <w:p>
-      <w:pPr>
-        <w:pStyle w:val="Heading2"/>
-      </w:pPr>
-      <w:r>
-        <w:rPr>
-          <w:rFonts w:ascii="Times New Roman" w:hAnsi="Times New Roman"/>
-        </w:rPr>
-        <w:t>Verfahrensakte (Gericht)</w:t>
-      </w:r>
-    </w:p>
-    <w:p>
-      <w:pPr>
-        <w:jc w:val="left"/>
-      </w:pPr>
-      <w:r>
-        <w:t>G 1 — Klage vom 04.06.2024 (vgl. 01_klage_schriftsatz.md)</w:t>
-      </w:r>
-    </w:p>
-    <w:p>
-      <w:pPr>
-        <w:jc w:val="left"/>
-      </w:pPr>
-      <w:r>
-        <w:t>G 2 — Klageerwiderung Burgwald vom 22.07.2024 (vgl. 02_klageerwiderung_burgwald.md; mittlere Seiten fehlen)</w:t>
-      </w:r>
-    </w:p>
-    <w:p>
-      <w:pPr>
-        <w:jc w:val="left"/>
-      </w:pPr>
-      <w:r>
-        <w:t>G 3 — Replik Kläger vom 12.08.2024 (Hinweis: noch nicht in der Akte vorhanden, anfordern)</w:t>
-      </w:r>
-    </w:p>
-    <w:p>
-      <w:pPr>
-        <w:jc w:val="left"/>
-      </w:pPr>
-      <w:r>
-        <w:t>G 4 — Beweisbeschluss vom 15.01.2025 (vgl. 03_beweisbeschluss_15_01_2025.md)</w:t>
-      </w:r>
-    </w:p>
-    <w:p>
-      <w:pPr>
-        <w:jc w:val="left"/>
-      </w:pPr>
-      <w:r>
-        <w:t>G 5 — Gutachten Pfaffenberger vom 28.10.2025 (Volltext 64 Seiten; Auszüge siehe 04_gutachten_pfaffenberger_auszug.txt)</w:t>
-      </w:r>
-    </w:p>
-    <w:p>
-      <w:pPr>
-        <w:jc w:val="left"/>
-      </w:pPr>
-      <w:r>
-        <w:t>G 6 — Schriftsatz Kläger Anhörungsantrag vom 02.12.2025 (in Vorbereitung; siehe 08_schriftsatzentwurf_anhoerungsantrag.md)</w:t>
-      </w:r>
-    </w:p>
-    <w:p>
-      <w:pPr>
-        <w:jc w:val="left"/>
-      </w:pPr>
-      <w:r>
-        <w:t>G 7 — E-Mail Pfaffenberger an Kammer vom 24.11.2025 (vgl. 12_email_sachverstaendiger_an_kammer.eml)</w:t>
-      </w:r>
-    </w:p>
-    <w:p>
-      <w:pPr>
-        <w:jc w:val="left"/>
-      </w:pPr>
-      <w:r>
-        <w:t>[FRAGMENT — weitere Anlagen folgen nach Beweisaufnahme. Nicht vollständig durchnummeriert; einzelne Lichtbilder überlappen mit Wallner-Gutachten K 4.]</w:t>
-      </w:r>
-    </w:p>
-    <w:p>
-      <w:pPr>
-        <w:pStyle w:val="Heading2"/>
-      </w:pPr>
-      <w:r>
-        <w:rPr>
-          <w:rFonts w:ascii="Times New Roman" w:hAnsi="Times New Roman"/>
-        </w:rPr>
-        <w:t>Anmerkung Aufnahme aus der Kanzlei-Akte</w:t>
+        <w:t>Post- und Fristenvermerke</w:t>
       </w:r>
     </w:p>
     <w:p>
@@ -310,7 +1714,7 @@
         <w:pStyle w:val="ListBullet"/>
       </w:pPr>
       <w:r>
-        <w:t>Anlagen K 5 (Fotos) sollten vor Anhörung erneut beschlagwortet werden (Datum, Standort, Aufnehmender).</w:t>
+        <w:t>Stellungnahmefrist aus dem Protokoll: 5. Februar 2026, im Fristenkalender mit Vorfrist 2. Februar 2026 erfasst.</w:t>
       </w:r>
     </w:p>
     <w:p>
@@ -318,7 +1722,7 @@
         <w:pStyle w:val="ListBullet"/>
       </w:pPr>
       <w:r>
-        <w:t>Bei Replik G 3 fehlt eine wesentliche Passage zur Pappel-Verschattung (verifizieren).</w:t>
+        <w:t>Anfrage an Stadtwerke wegen Rohdaten am 26. Januar 2026 um 14:18 Uhr versandt.</w:t>
       </w:r>
     </w:p>
     <w:p>
@@ -326,17 +1730,66 @@
         <w:pStyle w:val="ListBullet"/>
       </w:pPr>
       <w:r>
-        <w:t>Anlagen B 2 (Wettergutachten Pinneberger und Sprenger) durch unabhängige Wetterdaten verifizieren — der Wetterdienstauszug K 11 widerspricht in einigen Punkten.</w:t>
+        <w:t>Originalfotos K 7 am 27. Januar 2026 auf Datenträger übernommen; Rückgabe an Mandanten quittiert.</w:t>
+      </w:r>
+    </w:p>
+    <w:p>
+      <w:pPr>
+        <w:pStyle w:val="ListBullet"/>
+      </w:pPr>
+      <w:r>
+        <w:t>Entsorgungsnachweis Heu bei Betriebsleiterin Kroll am 27. Januar 2026 telefonisch angefordert.</w:t>
+      </w:r>
+    </w:p>
+    <w:p>
+      <w:r>
+        <w:t>Bearbeitung: Nina Fleischmann, Rechtsanwaltsfachangestellte</w:t>
+        <w:br/>
+        <w:t>Kontrolle: Dr. Miriam Knoblauch</w:t>
       </w:r>
     </w:p>
     <w:sectPr>
+      <w:footerReference w:type="default" r:id="rId9"/>
       <w:pgSz w:w="11906" w:h="16838"/>
-      <w:pgMar w:top="1417" w:right="1417" w:bottom="1417" w:left="1417" w:header="720" w:footer="720" w:gutter="0"/>
+      <w:pgMar w:top="1191" w:right="1191" w:bottom="1020" w:left="1276" w:header="720" w:footer="720" w:gutter="0"/>
       <w:cols w:space="720"/>
       <w:docGrid w:linePitch="360"/>
     </w:sectPr>
   </w:body>
 </w:document>
+</file>
+
+<file path=word/footer1.xml><?xml version="1.0" encoding="utf-8"?>
+<w:ftr xmlns:m="http://schemas.openxmlformats.org/officeDocument/2006/math" xmlns:mc="http://schemas.openxmlformats.org/markup-compatibility/2006" xmlns:mo="http://schemas.microsoft.com/office/mac/office/2008/main" xmlns:mv="urn:schemas-microsoft-com:mac:vml" xmlns:o="urn:schemas-microsoft-com:office:office" xmlns:r="http://schemas.openxmlformats.org/officeDocument/2006/relationships" xmlns:v="urn:schemas-microsoft-com:vml" xmlns:w10="urn:schemas-microsoft-com:office:word" xmlns:w14="http://schemas.microsoft.com/office/word/2010/wordml" xmlns:w="http://schemas.openxmlformats.org/wordprocessingml/2006/main" xmlns:wne="http://schemas.microsoft.com/office/word/2006/wordml" xmlns:wp14="http://schemas.microsoft.com/office/word/2010/wordprocessingDrawing" xmlns:wp="http://schemas.openxmlformats.org/drawingml/2006/wordprocessingDrawing" xmlns:wpc="http://schemas.microsoft.com/office/word/2010/wordprocessingCanvas" xmlns:wpg="http://schemas.microsoft.com/office/word/2010/wordprocessingGroup" xmlns:wpi="http://schemas.microsoft.com/office/word/2010/wordprocessingInk" xmlns:wps="http://schemas.microsoft.com/office/word/2010/wordprocessingShape" mc:Ignorable="w14 wp14">
+  <w:p>
+    <w:pPr>
+      <w:jc w:val="center"/>
+    </w:pPr>
+    <w:r>
+      <w:rPr>
+        <w:color w:val="646464"/>
+        <w:sz w:val="16"/>
+      </w:rPr>
+      <w:t xml:space="preserve">4 O 1287/24  |  </w:t>
+    </w:r>
+    <w:r>
+      <w:rPr>
+        <w:color w:val="646464"/>
+        <w:sz w:val="16"/>
+      </w:rPr>
+      <w:t xml:space="preserve">Seite </w:t>
+    </w:r>
+    <w:r>
+      <w:rPr>
+        <w:color w:val="646464"/>
+        <w:sz w:val="16"/>
+      </w:rPr>
+      <w:fldChar w:fldCharType="begin"/>
+      <w:instrText xml:space="preserve"> PAGE </w:instrText>
+      <w:fldChar w:fldCharType="end"/>
+    </w:r>
+  </w:p>
+</w:ftr>
 </file>
 
 <file path=word/numbering.xml><?xml version="1.0" encoding="utf-8"?>
@@ -702,9 +2155,12 @@
     <w:name w:val="Normal"/>
     <w:qFormat/>
     <w:rsid w:val="00FC693F"/>
+    <w:pPr>
+      <w:spacing w:after="120" w:line="269" w:lineRule="auto"/>
+    </w:pPr>
     <w:rPr>
-      <w:rFonts w:ascii="Times New Roman" w:hAnsi="Times New Roman"/>
-      <w:sz w:val="22"/>
+      <w:rFonts w:ascii="Arial" w:hAnsi="Arial"/>
+      <w:sz w:val="21"/>
     </w:rPr>
   </w:style>
   <w:style w:type="paragraph" w:styleId="Header">
@@ -762,14 +2218,15 @@
     <w:pPr>
       <w:keepNext/>
       <w:keepLines/>
-      <w:spacing w:before="480" w:after="0"/>
+      <w:spacing w:before="200" w:after="80"/>
       <w:outlineLvl w:val="0"/>
     </w:pPr>
     <w:rPr>
-      <w:rFonts w:asciiTheme="majorHAnsi" w:eastAsiaTheme="majorEastAsia" w:hAnsiTheme="majorHAnsi" w:cstheme="majorBidi" w:ascii="Times New Roman" w:hAnsi="Times New Roman"/>
+      <w:rFonts w:asciiTheme="majorHAnsi" w:eastAsiaTheme="majorEastAsia" w:hAnsiTheme="majorHAnsi" w:cstheme="majorBidi" w:ascii="Arial" w:hAnsi="Arial"/>
       <w:b/>
       <w:bCs/>
-      <w:sz w:val="28"/>
+      <w:color w:val="23364D"/>
+      <w:sz w:val="26"/>
       <w:szCs w:val="28"/>
     </w:rPr>
   </w:style>
@@ -785,14 +2242,15 @@
     <w:pPr>
       <w:keepNext/>
       <w:keepLines/>
-      <w:spacing w:before="200" w:after="0"/>
+      <w:spacing w:before="200" w:after="80"/>
       <w:outlineLvl w:val="1"/>
     </w:pPr>
     <w:rPr>
-      <w:rFonts w:asciiTheme="majorHAnsi" w:eastAsiaTheme="majorEastAsia" w:hAnsiTheme="majorHAnsi" w:cstheme="majorBidi" w:ascii="Times New Roman" w:hAnsi="Times New Roman"/>
+      <w:rFonts w:asciiTheme="majorHAnsi" w:eastAsiaTheme="majorEastAsia" w:hAnsiTheme="majorHAnsi" w:cstheme="majorBidi" w:ascii="Arial" w:hAnsi="Arial"/>
       <w:b/>
       <w:bCs/>
-      <w:sz w:val="24"/>
+      <w:color w:val="365F75"/>
+      <w:sz w:val="23"/>
       <w:szCs w:val="26"/>
     </w:rPr>
   </w:style>
@@ -808,14 +2266,15 @@
     <w:pPr>
       <w:keepNext/>
       <w:keepLines/>
-      <w:spacing w:before="200" w:after="0"/>
+      <w:spacing w:before="200" w:after="80"/>
       <w:outlineLvl w:val="2"/>
     </w:pPr>
     <w:rPr>
-      <w:rFonts w:asciiTheme="majorHAnsi" w:eastAsiaTheme="majorEastAsia" w:hAnsiTheme="majorHAnsi" w:cstheme="majorBidi" w:ascii="Times New Roman" w:hAnsi="Times New Roman"/>
+      <w:rFonts w:asciiTheme="majorHAnsi" w:eastAsiaTheme="majorEastAsia" w:hAnsiTheme="majorHAnsi" w:cstheme="majorBidi" w:ascii="Arial" w:hAnsi="Arial"/>
       <w:b/>
       <w:bCs/>
-      <w:sz w:val="22"/>
+      <w:color w:val="365F75"/>
+      <w:sz w:val="21"/>
     </w:rPr>
   </w:style>
   <w:style w:type="paragraph" w:styleId="Heading4">
@@ -1049,15 +2508,16 @@
       <w:pBdr>
         <w:bottom w:val="single" w:sz="8" w:space="4" w:color="4F81BD" w:themeColor="accent1"/>
       </w:pBdr>
-      <w:spacing w:after="300" w:line="240" w:lineRule="auto"/>
+      <w:spacing w:after="80" w:line="240" w:lineRule="auto" w:before="200"/>
       <w:contextualSpacing/>
     </w:pPr>
     <w:rPr>
-      <w:rFonts w:asciiTheme="majorHAnsi" w:eastAsiaTheme="majorEastAsia" w:hAnsiTheme="majorHAnsi" w:cstheme="majorBidi"/>
-      <w:color w:val="17365D" w:themeColor="text2" w:themeShade="BF"/>
+      <w:rFonts w:asciiTheme="majorHAnsi" w:eastAsiaTheme="majorEastAsia" w:hAnsiTheme="majorHAnsi" w:cstheme="majorBidi" w:ascii="Arial" w:hAnsi="Arial"/>
+      <w:b/>
+      <w:color w:val="23364D"/>
       <w:spacing w:val="5"/>
       <w:kern w:val="28"/>
-      <w:sz w:val="52"/>
+      <w:sz w:val="36"/>
       <w:szCs w:val="52"/>
     </w:rPr>
   </w:style>
